--- a/documentacion/CU - Registrarse en el Sistema.docx
+++ b/documentacion/CU - Registrarse en el Sistema.docx
@@ -237,6 +237,13 @@
           <w:color w:val="auto"/>
           <w:lang w:val="es-GT"/>
         </w:rPr>
+        <w:t xml:space="preserve">1. </w:t>
+      </w:r>
+      <w:r>
+        <w:rPr>
+          <w:color w:val="auto"/>
+          <w:lang w:val="es-GT"/>
+        </w:rPr>
         <w:t>El usuario ingresa al portal del Sistema de Gestión de Quejas de la Municipalidad.</w:t>
       </w:r>
     </w:p>
@@ -253,6 +260,13 @@
           <w:color w:val="auto"/>
           <w:lang w:val="es-GT"/>
         </w:rPr>
+        <w:t xml:space="preserve">2. </w:t>
+      </w:r>
+      <w:r>
+        <w:rPr>
+          <w:color w:val="auto"/>
+          <w:lang w:val="es-GT"/>
+        </w:rPr>
         <w:t>El usuario selecciona la opción “Registrarse”.</w:t>
       </w:r>
     </w:p>
@@ -269,6 +283,13 @@
           <w:color w:val="auto"/>
           <w:lang w:val="es-GT"/>
         </w:rPr>
+        <w:t xml:space="preserve">3. </w:t>
+      </w:r>
+      <w:r>
+        <w:rPr>
+          <w:color w:val="auto"/>
+          <w:lang w:val="es-GT"/>
+        </w:rPr>
         <w:t>El sistema muestra el formulario de registro ciudadano con los siguientes campos: (RN01)</w:t>
       </w:r>
     </w:p>
@@ -475,6 +496,13 @@
           <w:color w:val="auto"/>
           <w:lang w:val="es-GT"/>
         </w:rPr>
+        <w:t xml:space="preserve">4. </w:t>
+      </w:r>
+      <w:r>
+        <w:rPr>
+          <w:color w:val="auto"/>
+          <w:lang w:val="es-GT"/>
+        </w:rPr>
         <w:t>El usuario ingresa los datos solicitados en el formulario.</w:t>
       </w:r>
     </w:p>
@@ -491,6 +519,13 @@
           <w:color w:val="auto"/>
           <w:lang w:val="es-GT"/>
         </w:rPr>
+        <w:t xml:space="preserve">5. </w:t>
+      </w:r>
+      <w:r>
+        <w:rPr>
+          <w:color w:val="auto"/>
+          <w:lang w:val="es-GT"/>
+        </w:rPr>
         <w:t>El usuario presiona el botón Registrarse. (FA01)</w:t>
       </w:r>
     </w:p>
@@ -507,6 +542,13 @@
           <w:color w:val="auto"/>
           <w:lang w:val="es-GT"/>
         </w:rPr>
+        <w:t xml:space="preserve">6. </w:t>
+      </w:r>
+      <w:r>
+        <w:rPr>
+          <w:color w:val="auto"/>
+          <w:lang w:val="es-GT"/>
+        </w:rPr>
         <w:t>El sistema valida que no exista una cuenta previa con el mismo DPI o correo electrónico. (RN02, RN03, FA02, FA03)</w:t>
       </w:r>
     </w:p>
@@ -523,6 +565,13 @@
           <w:color w:val="auto"/>
           <w:lang w:val="es-GT"/>
         </w:rPr>
+        <w:t xml:space="preserve">7. </w:t>
+      </w:r>
+      <w:r>
+        <w:rPr>
+          <w:color w:val="auto"/>
+          <w:lang w:val="es-GT"/>
+        </w:rPr>
         <w:t>El sistema valida el formato de teléfono y complejidad de la contraseña. (RN04, RN05, FA04, FA05, FA06)</w:t>
       </w:r>
     </w:p>
@@ -539,6 +588,13 @@
           <w:color w:val="auto"/>
           <w:lang w:val="es-GT"/>
         </w:rPr>
+        <w:t xml:space="preserve">8. </w:t>
+      </w:r>
+      <w:r>
+        <w:rPr>
+          <w:color w:val="auto"/>
+          <w:lang w:val="es-GT"/>
+        </w:rPr>
         <w:t>El sistema muestra el mensaje de éxito: “Su cuenta ha sido creada exitosamente. Ya puede iniciar sesión.”</w:t>
       </w:r>
     </w:p>
@@ -550,6 +606,13 @@
           <w:lang w:val="es-GT"/>
         </w:rPr>
       </w:pPr>
+      <w:r>
+        <w:rPr>
+          <w:color w:val="auto"/>
+          <w:lang w:val="es-GT"/>
+        </w:rPr>
+        <w:t xml:space="preserve">9. </w:t>
+      </w:r>
       <w:r>
         <w:rPr>
           <w:color w:val="auto"/>
@@ -1131,42 +1194,8 @@
           <w:sz w:val="25"/>
           <w:szCs w:val="25"/>
         </w:rPr>
-        <w:t xml:space="preserve">4. </w:t>
+        <w:t>4. Firmas Necesarias</w:t>
       </w:r>
-      <w:proofErr w:type="spellStart"/>
-      <w:r>
-        <w:rPr>
-          <w:b/>
-          <w:bCs/>
-          <w:color w:val="auto"/>
-          <w:sz w:val="25"/>
-          <w:szCs w:val="25"/>
-        </w:rPr>
-        <w:t>Firmas</w:t>
-      </w:r>
-      <w:proofErr w:type="spellEnd"/>
-      <w:r>
-        <w:rPr>
-          <w:b/>
-          <w:bCs/>
-          <w:color w:val="auto"/>
-          <w:sz w:val="25"/>
-          <w:szCs w:val="25"/>
-        </w:rPr>
-        <w:t xml:space="preserve"> </w:t>
-      </w:r>
-      <w:proofErr w:type="spellStart"/>
-      <w:r>
-        <w:rPr>
-          <w:b/>
-          <w:bCs/>
-          <w:color w:val="auto"/>
-          <w:sz w:val="25"/>
-          <w:szCs w:val="25"/>
-        </w:rPr>
-        <w:t>Necesarias</w:t>
-      </w:r>
-      <w:proofErr w:type="spellEnd"/>
     </w:p>
     <w:tbl>
       <w:tblPr>
@@ -1263,7 +1292,6 @@
                 <w:color w:val="auto"/>
               </w:rPr>
             </w:pPr>
-            <w:proofErr w:type="spellStart"/>
             <w:r>
               <w:rPr>
                 <w:b/>
@@ -1274,7 +1302,6 @@
               </w:rPr>
               <w:t>Firma</w:t>
             </w:r>
-            <w:proofErr w:type="spellEnd"/>
           </w:p>
         </w:tc>
       </w:tr>
@@ -1471,7 +1498,6 @@
           <w:color w:val="auto"/>
         </w:rPr>
       </w:pPr>
-      <w:proofErr w:type="spellStart"/>
       <w:r>
         <w:rPr>
           <w:b/>
@@ -1480,31 +1506,8 @@
           <w:sz w:val="25"/>
           <w:szCs w:val="25"/>
         </w:rPr>
-        <w:t>Anexos</w:t>
+        <w:t>Anexos: Reglas de Negocio</w:t>
       </w:r>
-      <w:proofErr w:type="spellEnd"/>
-      <w:r>
-        <w:rPr>
-          <w:b/>
-          <w:bCs/>
-          <w:color w:val="auto"/>
-          <w:sz w:val="25"/>
-          <w:szCs w:val="25"/>
-        </w:rPr>
-        <w:t xml:space="preserve">: Reglas de </w:t>
-      </w:r>
-      <w:proofErr w:type="spellStart"/>
-      <w:r>
-        <w:rPr>
-          <w:b/>
-          <w:bCs/>
-          <w:color w:val="auto"/>
-          <w:sz w:val="25"/>
-          <w:szCs w:val="25"/>
-        </w:rPr>
-        <w:t>Negocio</w:t>
-      </w:r>
-      <w:proofErr w:type="spellEnd"/>
     </w:p>
     <w:p>
       <w:pPr>
